--- a/documents-src/templates/cpcf-grant-eligibility-checklist.docx
+++ b/documents-src/templates/cpcf-grant-eligibility-checklist.docx
@@ -114,7 +114,7 @@
         <w:t xml:space="preserve">☐  </w:t>
       </w:r>
       <w:r>
-        <w:t>We can submit by 5:00 p.m. MST (Arizona time) on the deadline date.</w:t>
+        <w:t>We can submit by 6:00 p.m. MST (Arizona time) on the deadline date.</w:t>
       </w:r>
     </w:p>
     <w:p>
